--- a/idp-local/IDP_Local_功能規格書.docx
+++ b/idp-local/IDP_Local_功能規格書.docx
@@ -2736,7 +2736,32 @@
           <w:sz w:val="19"/>
           <w:szCs w:val="19"/>
         </w:rPr>
-        <w:t xml:space="preserve">兩個 ClusterPolicy 以稽核（Audit）模式運作（記錄違規但不阻擋，適合示範環境）：</w:t>
+        <w:t xml:space="preserve">兩個 ClusterPolicy </w:t>
+      </w:r>
+      <w:del w:id="301" w:author="Claude" w:date="2026-05-06T00:00:00Z">
+        <w:r>
+          <w:rPr>
+            <w:sz w:val="19"/>
+            <w:szCs w:val="19"/>
+          </w:rPr>
+          <w:delText xml:space="preserve">以稽核（Audit）模式運作（記錄違規但不阻擋，適合示範環境）</w:delText>
+        </w:r>
+      </w:del>
+      <w:ins w:id="302" w:author="Claude" w:date="2026-05-06T00:00:00Z">
+        <w:r>
+          <w:rPr>
+            <w:sz w:val="19"/>
+            <w:szCs w:val="19"/>
+          </w:rPr>
+          <w:t xml:space="preserve">預設以強制執行（Enforce）模式運作，阻擋不符合規範的資源。模式可透過 kyverno_enforcement_mode Terraform 變數設定（開發環境可設定為 Audit）</w:t>
+        </w:r>
+      </w:ins>
+      <w:r>
+        <w:rPr>
+          <w:sz w:val="19"/>
+          <w:szCs w:val="19"/>
+        </w:rPr>
+        <w:t xml:space="preserve">：</w:t>
       </w:r>
     </w:p>
     <w:p>
@@ -6574,6 +6599,161 @@
         </w:rPr>
         <w:t xml:space="preserve">Backstage 映像檔使用 pullPolicy: IfNotPresent 防止靜默更新</w:t>
       </w:r>
+    </w:p>
+    <w:p>
+      <w:pPr>
+        <w:pStyle w:val="ListParagraph"/>
+        <w:numPr>
+          <w:ilvl w:val="0"/>
+          <w:numId w:val="1"/>
+        </w:numPr>
+        <w:spacing w:after="60"/>
+        <w:rPr>
+          <w:ins w:id="303" w:author="Claude" w:date="2026-05-06T00:00:00Z"/>
+        </w:rPr>
+      </w:pPr>
+      <w:ins w:id="304" w:author="Claude" w:date="2026-05-06T00:00:00Z">
+        <w:r>
+          <w:rPr>
+            <w:sz w:val="19"/>
+            <w:szCs w:val="19"/>
+          </w:rPr>
+          <w:t xml:space="preserve">npm audit --audit-level=high 於 CI 中執行；偵測到 HIGH/CRITICAL 相依套件漏洞時阻擋建置（SOC2 CC8.3）</w:t>
+        </w:r>
+      </w:ins>
+    </w:p>
+    <w:p>
+      <w:pPr>
+        <w:pStyle w:val="ListParagraph"/>
+        <w:numPr>
+          <w:ilvl w:val="0"/>
+          <w:numId w:val="1"/>
+        </w:numPr>
+        <w:spacing w:after="60"/>
+        <w:rPr>
+          <w:ins w:id="305" w:author="Claude" w:date="2026-05-06T00:00:00Z"/>
+        </w:rPr>
+      </w:pPr>
+      <w:ins w:id="306" w:author="Claude" w:date="2026-05-06T00:00:00Z">
+        <w:r>
+          <w:rPr>
+            <w:sz w:val="19"/>
+            <w:szCs w:val="19"/>
+          </w:rPr>
+          <w:t xml:space="preserve">Trivy 容器掃描於每次 Docker 建置後執行；偵測到可修復的 HIGH/CRITICAL CVE 時阻擋推進（SOC2 CC8.3）</w:t>
+        </w:r>
+      </w:ins>
+    </w:p>
+    <w:p>
+      <w:pPr>
+        <w:pStyle w:val="Heading2"/>
+        <w:spacing w:after="80" w:before="240"/>
+        <w:rPr>
+          <w:ins w:id="307" w:author="Claude" w:date="2026-05-06T00:00:00Z"/>
+          <w:b/>
+          <w:bCs/>
+          <w:color w:val="2F5496"/>
+          <w:sz w:val="26"/>
+          <w:szCs w:val="26"/>
+        </w:rPr>
+      </w:pPr>
+      <w:ins w:id="308" w:author="Claude" w:date="2026-05-06T00:00:00Z">
+        <w:r>
+          <w:rPr>
+            <w:b/>
+            <w:bCs/>
+            <w:color w:val="2F5496"/>
+            <w:sz w:val="26"/>
+            <w:szCs w:val="26"/>
+          </w:rPr>
+          <w:t xml:space="preserve">5.6　CI/CD 流水線安全控制（SOC2 CC8.2 / CC8.3）</w:t>
+        </w:r>
+      </w:ins>
+    </w:p>
+    <w:p>
+      <w:pPr>
+        <w:spacing w:after="100"/>
+        <w:rPr>
+          <w:ins w:id="309" w:author="Claude" w:date="2026-05-06T00:00:00Z"/>
+          <w:sz w:val="19"/>
+          <w:szCs w:val="19"/>
+        </w:rPr>
+      </w:pPr>
+      <w:ins w:id="310" w:author="Claude" w:date="2026-05-06T00:00:00Z">
+        <w:r>
+          <w:rPr>
+            <w:sz w:val="19"/>
+            <w:szCs w:val="19"/>
+          </w:rPr>
+          <w:t xml:space="preserve">GitHub Actions 工作流程（.github/workflows/ci.yml）在每次推送至 main 時強制執行三項安全閘道：</w:t>
+        </w:r>
+      </w:ins>
+    </w:p>
+    <w:p>
+      <w:pPr>
+        <w:pStyle w:val="ListParagraph"/>
+        <w:numPr>
+          <w:ilvl w:val="0"/>
+          <w:numId w:val="1"/>
+        </w:numPr>
+        <w:spacing w:after="60"/>
+        <w:rPr>
+          <w:ins w:id="311" w:author="Claude" w:date="2026-05-06T00:00:00Z"/>
+        </w:rPr>
+      </w:pPr>
+      <w:ins w:id="312" w:author="Claude" w:date="2026-05-06T00:00:00Z">
+        <w:r>
+          <w:rPr>
+            <w:sz w:val="19"/>
+            <w:szCs w:val="19"/>
+          </w:rPr>
+          <w:t xml:space="preserve">相依套件漏洞稽核——npm audit --audit-level=high 於 svc-alpha 和 svc-beta 的 CI 任務中執行；若在直接或間接相依套件中偵測到 HIGH 或 CRITICAL 漏洞，建置將失敗。</w:t>
+        </w:r>
+      </w:ins>
+    </w:p>
+    <w:p>
+      <w:pPr>
+        <w:pStyle w:val="ListParagraph"/>
+        <w:numPr>
+          <w:ilvl w:val="0"/>
+          <w:numId w:val="1"/>
+        </w:numPr>
+        <w:spacing w:after="60"/>
+        <w:rPr>
+          <w:ins w:id="313" w:author="Claude" w:date="2026-05-06T00:00:00Z"/>
+        </w:rPr>
+      </w:pPr>
+      <w:ins w:id="314" w:author="Claude" w:date="2026-05-06T00:00:00Z">
+        <w:r>
+          <w:rPr>
+            <w:sz w:val="19"/>
+            <w:szCs w:val="19"/>
+          </w:rPr>
+          <w:t xml:space="preserve">容器映像檔掃描——Trivy 於每次 Docker 建置後立即掃描四個映像檔；可修復的 HIGH/CRITICAL CVE 將阻擋推進。僅含無可用修復之 CVE 的映像檔將記錄於日誌但不阻擋。</w:t>
+        </w:r>
+      </w:ins>
+    </w:p>
+    <w:p>
+      <w:pPr>
+        <w:pStyle w:val="ListParagraph"/>
+        <w:numPr>
+          <w:ilvl w:val="0"/>
+          <w:numId w:val="1"/>
+        </w:numPr>
+        <w:spacing w:after="60"/>
+        <w:rPr>
+          <w:ins w:id="315" w:author="Claude" w:date="2026-05-06T00:00:00Z"/>
+        </w:rPr>
+      </w:pPr>
+      <w:ins w:id="316" w:author="Claude" w:date="2026-05-06T00:00:00Z">
+        <w:r>
+          <w:rPr>
+            <w:sz w:val="19"/>
+            <w:szCs w:val="19"/>
+          </w:rPr>
+          <w:t xml:space="preserve">正式環境部署閘道——deploy-gate 任務需要在 GitHub Environment「production」中指定的審核人員手動核准，方可將推送至 main 的變更視為可部署。核准者身份、時間戳記及 Commit SHA 將永久記錄於 GitHub Actions 稽核日誌（SOC2 CC8.2）。</w:t>
+        </w:r>
+      </w:ins>
     </w:p>
     <w:p>
       <w:pPr>

--- a/idp-local/IDP_Local_功能規格書.docx
+++ b/idp-local/IDP_Local_功能規格書.docx
@@ -1918,7 +1918,7 @@
           <w:sz w:val="19"/>
           <w:szCs w:val="19"/>
         </w:rPr>
-        <w:t xml:space="preserve">platform — 安裝 nginx-ingress、kyverno、crossplane 及兩個 Kyverno ClusterPolicy</w:t>
+        <w:t>platform — 安裝 nginx-ingress(已停用 admission webhook)、kyverno 及 crossplane ClusterPolicy</w:t>
       </w:r>
     </w:p>
     <w:p>
@@ -1952,7 +1952,7 @@
           <w:sz w:val="19"/>
           <w:szCs w:val="19"/>
         </w:rPr>
-        <w:t xml:space="preserve">gitops — 安裝 argo-cd 與 argo-rollouts，建立命名空間、部署 ArgoCD Application CR 及 RBAC ConfigMap；相依於 platform</w:t>
+        <w:t>gitops — 安裝 argo-cd(repo-server 透過 hostPath 掛載 /idp-local)與 argo-rollouts、建立命名空間、部署 ArgoCD Application CR、RBAC ConfigMap,以及兩個針對 Rollout 的 Kyverno ClusterPolicy(require-version-label、require-security-context,均 pin 至 argoproj.io/v1alpha1/Rollout);相依於 platform</w:t>
       </w:r>
     </w:p>
     <w:p>
@@ -2002,7 +2002,7 @@
           <w:sz w:val="19"/>
           <w:szCs w:val="19"/>
         </w:rPr>
-        <w:t xml:space="preserve">Argo CD 透過 file:// repoURL 監控本地 Helm 圖表目錄。由於 Argo CD 設定了 selfHeal: true，變更已部署版本的唯一持久方式是更新圖表的 values.yaml 並觸發 Argo CD 同步。</w:t>
+        <w:t>Argo CD 監控位於 /idp-local 的單一本機 file:// git 倉庫(透過 Docker Desktop hostPath 掛載至 repo-server pod);每個 Application 設定 path: charts/&lt;svc&gt;。倉庫「必須」先以 git 初始化,並透過 .gitignore 排除 node_modules/ 與 .terraform/,以避免 git pack-objects 超出 repo-server 記憶體上限(256Mi req / 1Gi limit)。由於 Argo CD 設定了 selfHeal: true，變更已部署版本的唯一持久方式是更新圖表的 values.yaml 並觸發 Argo CD 同步。</w:t>
       </w:r>
     </w:p>
     <w:p>
@@ -3719,7 +3719,7 @@
         </w:rPr>
       </w:pPr>
       <w:r>
-        <w:t xml:space="preserve">3.7　Backstage 開發者入口網站</w:t>
+        <w:t>3.7　Backstage 開發者入口網站(已停用 chart 內建 Ingress;另以 kubectl_manifest 建立 /backstage(/|$)(.*) regex 路徑、rewrite-target 與 /backstage → /backstage/ 永久轉址)</w:t>
       </w:r>
     </w:p>
     <w:p>
